--- a/.temp/cppVSpython.docx
+++ b/.temp/cppVSpython.docx
@@ -58,7 +58,7 @@
         </w:rPr>
         <w:t>(</w:t>
       </w:r>
-      <w:hyperlink r:id="rId6" w:history="1">
+      <w:hyperlink r:id="rId8" w:history="1">
         <w:r>
           <w:rPr>
             <w:rStyle w:val="a6"/>
@@ -176,7 +176,19 @@
         <w:rPr>
           <w:rFonts w:ascii="Times" w:eastAsia="宋体" w:hAnsi="Times"/>
         </w:rPr>
-        <w:t>). This extension enables multithreaded partitioning and extraction of pore networks from porous media (represented as zeros in NumPy arrays). The library can be installed via "pip install ."on both Linux (newer than manylinux_2_28) and Windows platforms (Python ≥ 3.8). Note that on Windows, it requires mingw64 for compilation. The package is a</w:t>
+        <w:t>). This extension enables multithreaded partitioning and extraction of pore networks from porous media (represented as zeros in NumPy arrays). The</w:t>
+      </w:r>
+      <w:r>
+        <w:rPr>
+          <w:rFonts w:ascii="Times" w:eastAsia="宋体" w:hAnsi="Times"/>
+        </w:rPr>
+        <w:t xml:space="preserve"> pypne</w:t>
+      </w:r>
+      <w:r>
+        <w:rPr>
+          <w:rFonts w:ascii="Times" w:eastAsia="宋体" w:hAnsi="Times"/>
+        </w:rPr>
+        <w:t xml:space="preserve"> package is a</w:t>
       </w:r>
       <w:r>
         <w:rPr>
@@ -201,7 +213,25 @@
         <w:rPr>
           <w:rFonts w:ascii="Times" w:eastAsia="宋体" w:hAnsi="Times"/>
         </w:rPr>
-        <w:t>".</w:t>
+        <w:t>"</w:t>
+      </w:r>
+      <w:r>
+        <w:rPr>
+          <w:rFonts w:ascii="Times" w:eastAsia="宋体" w:hAnsi="Times"/>
+        </w:rPr>
+        <w:t xml:space="preserve"> </w:t>
+      </w:r>
+      <w:r>
+        <w:rPr>
+          <w:rFonts w:ascii="Times" w:eastAsia="宋体" w:hAnsi="Times"/>
+        </w:rPr>
+        <w:t>on both Linux (newer than manylinux_2_28) and Windows platforms (Python ≥ 3.8)</w:t>
+      </w:r>
+      <w:r>
+        <w:rPr>
+          <w:rFonts w:ascii="Times" w:eastAsia="宋体" w:hAnsi="Times"/>
+        </w:rPr>
+        <w:t>.</w:t>
       </w:r>
       <w:r>
         <w:rPr>
@@ -668,14 +698,318 @@
         <w:rPr>
           <w:rFonts w:ascii="Times" w:eastAsia="宋体" w:hAnsi="Times"/>
         </w:rPr>
-        <w:t xml:space="preserve"> begins by reading a binary 3D image and identifying all voxels with value 0 (pore space). Segments are created via run-length encoding along the X-axis, and a voxel space is initialized to store </w:t>
+        <w:t xml:space="preserve"> begins by reading a binary 3D image and identifying all voxels with value 0 (pore space). Segments are created via run-length encoding along the X-axis, and a voxel space is initialized to store coordinates and associated medial balls. A distance map is computed to estimate local pore radii, </w:t>
       </w:r>
       <w:r>
         <w:rPr>
           <w:rFonts w:ascii="Times" w:eastAsia="宋体" w:hAnsi="Times"/>
         </w:rPr>
         <w:lastRenderedPageBreak/>
-        <w:t>coordinates and associated medial balls. A distance map is computed to estimate local pore radii, followed by smoothing to reduce noise while preserving structural features. Redundant or overlapping medial balls are removed through two paradox-removal steps: first by local max-filtering in 2×2×2 neighborhoods, then by iteratively eliminating smaller balls within influence zones defined by adaptive radius-based criteria. Ball positions and radii are refined using sub-voxel “moveUphill” optimizations that climb gradients in the radius field toward local maxima. A hierarchical parent–child relationship among balls is established via neighbor searches and competitive boss assignment based on geometric validity, radius dominance, and growth-rate metrics, enabling multi-scale organization into master-ball subtrees. Finally, each master ball seeds a Voronoi-like region-growing step (“CreateVElem” and “Grow pores”) that labels all pore voxels.</w:t>
+        <w:t>followed by smoothing to reduce noise while preserving structural features. Redundant or overlapping medial balls are removed through two paradox-removal steps: first by local max-filtering in 2×2×2 neighborhoods, then by iteratively eliminating smaller balls within influence zones defined by adaptive radius-based criteria. Ball positions and radii are refined using sub-voxel “moveUphill” optimizations that climb gradients in the radius field toward local maxima. A hierarchical parent–child relationship among balls is established via neighbor searches and competitive boss assignment based on geometric validity, radius dominance, and growth-rate metrics, enabling multi-scale organization into master-ball subtrees. Finally, each master ball seeds a Voronoi-like region-growing step (“CreateVElem” and “Grow pores”) that labels all pore voxels.</w:t>
+      </w:r>
+    </w:p>
+    <w:p>
+      <w:pPr>
+        <w:rPr>
+          <w:rFonts w:ascii="Times" w:eastAsia="宋体" w:hAnsi="Times" w:hint="eastAsia"/>
+        </w:rPr>
+      </w:pPr>
+    </w:p>
+    <w:p>
+      <w:pPr>
+        <w:rPr>
+          <w:rFonts w:ascii="Times" w:eastAsia="宋体" w:hAnsi="Times" w:hint="eastAsia"/>
+        </w:rPr>
+      </w:pPr>
+    </w:p>
+    <w:p>
+      <w:pPr>
+        <w:rPr>
+          <w:rFonts w:ascii="Times" w:eastAsia="宋体" w:hAnsi="Times"/>
+          <w:sz w:val="24"/>
+          <w:szCs w:val="28"/>
+        </w:rPr>
+      </w:pPr>
+      <w:r>
+        <w:rPr>
+          <w:rFonts w:ascii="Times" w:eastAsia="宋体" w:hAnsi="Times"/>
+          <w:sz w:val="24"/>
+          <w:szCs w:val="28"/>
+        </w:rPr>
+        <w:t>Results</w:t>
+      </w:r>
+    </w:p>
+    <w:p>
+      <w:pPr>
+        <w:rPr>
+          <w:rFonts w:ascii="Times" w:eastAsia="宋体" w:hAnsi="Times"/>
+        </w:rPr>
+      </w:pPr>
+      <w:r>
+        <w:rPr>
+          <w:rFonts w:ascii="Times" w:eastAsia="宋体" w:hAnsi="Times" w:hint="eastAsia"/>
+        </w:rPr>
+        <w:t>S</w:t>
+      </w:r>
+      <w:r>
+        <w:rPr>
+          <w:rFonts w:ascii="Times" w:eastAsia="宋体" w:hAnsi="Times"/>
+        </w:rPr>
+        <w:t>egment a 500</w:t>
+      </w:r>
+      <w:r>
+        <w:rPr>
+          <w:rFonts w:ascii="Times" w:eastAsia="宋体" w:hAnsi="Times" w:hint="eastAsia"/>
+        </w:rPr>
+        <w:t>×</w:t>
+      </w:r>
+      <w:r>
+        <w:rPr>
+          <w:rFonts w:ascii="Times" w:eastAsia="宋体" w:hAnsi="Times" w:hint="eastAsia"/>
+        </w:rPr>
+        <w:t>500</w:t>
+      </w:r>
+      <w:r>
+        <w:rPr>
+          <w:rFonts w:ascii="Times" w:eastAsia="宋体" w:hAnsi="Times" w:hint="eastAsia"/>
+        </w:rPr>
+        <w:t>×</w:t>
+      </w:r>
+      <w:r>
+        <w:rPr>
+          <w:rFonts w:ascii="Times" w:eastAsia="宋体" w:hAnsi="Times" w:hint="eastAsia"/>
+        </w:rPr>
+        <w:t>500</w:t>
+      </w:r>
+      <w:r>
+        <w:rPr>
+          <w:rFonts w:ascii="Times" w:eastAsia="宋体" w:hAnsi="Times"/>
+        </w:rPr>
+        <w:t xml:space="preserve"> binary image</w:t>
+      </w:r>
+    </w:p>
+    <w:p>
+      <w:r>
+        <w:rPr>
+          <w:rFonts w:hint="eastAsia"/>
+        </w:rPr>
+        <w:t>C</w:t>
+      </w:r>
+      <w:r>
+        <w:t>lassical pne (single thread)</w:t>
+      </w:r>
+    </w:p>
+    <w:p>
+      <w:r>
+        <w:rPr>
+          <w:noProof/>
+        </w:rPr>
+        <w:drawing>
+          <wp:inline distT="0" distB="0" distL="0" distR="0" wp14:anchorId="024E9D56" wp14:editId="1CF698FA">
+            <wp:extent cx="3009331" cy="1354823"/>
+            <wp:effectExtent l="0" t="0" r="635" b="0"/>
+            <wp:docPr id="2" name="图片 2"/>
+            <wp:cNvGraphicFramePr>
+              <a:graphicFrameLocks xmlns:a="http://schemas.openxmlformats.org/drawingml/2006/main" noChangeAspect="1"/>
+            </wp:cNvGraphicFramePr>
+            <a:graphic xmlns:a="http://schemas.openxmlformats.org/drawingml/2006/main">
+              <a:graphicData uri="http://schemas.openxmlformats.org/drawingml/2006/picture">
+                <pic:pic xmlns:pic="http://schemas.openxmlformats.org/drawingml/2006/picture">
+                  <pic:nvPicPr>
+                    <pic:cNvPr id="1" name=""/>
+                    <pic:cNvPicPr/>
+                  </pic:nvPicPr>
+                  <pic:blipFill>
+                    <a:blip r:embed="rId9"/>
+                    <a:stretch>
+                      <a:fillRect/>
+                    </a:stretch>
+                  </pic:blipFill>
+                  <pic:spPr>
+                    <a:xfrm>
+                      <a:off x="0" y="0"/>
+                      <a:ext cx="3017960" cy="1358708"/>
+                    </a:xfrm>
+                    <a:prstGeom prst="rect">
+                      <a:avLst/>
+                    </a:prstGeom>
+                  </pic:spPr>
+                </pic:pic>
+              </a:graphicData>
+            </a:graphic>
+          </wp:inline>
+        </w:drawing>
+      </w:r>
+    </w:p>
+    <w:p>
+      <w:r>
+        <w:rPr>
+          <w:rFonts w:hint="eastAsia"/>
+        </w:rPr>
+        <w:t>C</w:t>
+      </w:r>
+      <w:r>
+        <w:t>lassical pne (64 threads)</w:t>
+      </w:r>
+    </w:p>
+    <w:p>
+      <w:r>
+        <w:rPr>
+          <w:noProof/>
+        </w:rPr>
+        <w:drawing>
+          <wp:inline distT="0" distB="0" distL="0" distR="0" wp14:anchorId="3B577328" wp14:editId="24E9A930">
+            <wp:extent cx="3323230" cy="1310829"/>
+            <wp:effectExtent l="0" t="0" r="0" b="3810"/>
+            <wp:docPr id="3" name="图片 3"/>
+            <wp:cNvGraphicFramePr>
+              <a:graphicFrameLocks xmlns:a="http://schemas.openxmlformats.org/drawingml/2006/main" noChangeAspect="1"/>
+            </wp:cNvGraphicFramePr>
+            <a:graphic xmlns:a="http://schemas.openxmlformats.org/drawingml/2006/main">
+              <a:graphicData uri="http://schemas.openxmlformats.org/drawingml/2006/picture">
+                <pic:pic xmlns:pic="http://schemas.openxmlformats.org/drawingml/2006/picture">
+                  <pic:nvPicPr>
+                    <pic:cNvPr id="1" name=""/>
+                    <pic:cNvPicPr/>
+                  </pic:nvPicPr>
+                  <pic:blipFill>
+                    <a:blip r:embed="rId10"/>
+                    <a:stretch>
+                      <a:fillRect/>
+                    </a:stretch>
+                  </pic:blipFill>
+                  <pic:spPr>
+                    <a:xfrm>
+                      <a:off x="0" y="0"/>
+                      <a:ext cx="3327837" cy="1312646"/>
+                    </a:xfrm>
+                    <a:prstGeom prst="rect">
+                      <a:avLst/>
+                    </a:prstGeom>
+                  </pic:spPr>
+                </pic:pic>
+              </a:graphicData>
+            </a:graphic>
+          </wp:inline>
+        </w:drawing>
+      </w:r>
+    </w:p>
+    <w:p>
+      <w:r>
+        <w:t>P</w:t>
+      </w:r>
+      <w:r>
+        <w:rPr>
+          <w:rFonts w:hint="eastAsia"/>
+        </w:rPr>
+        <w:t>ython</w:t>
+      </w:r>
+      <w:r>
+        <w:t xml:space="preserve"> pne(64 threads)</w:t>
+      </w:r>
+    </w:p>
+    <w:p>
+      <w:r>
+        <w:rPr>
+          <w:noProof/>
+        </w:rPr>
+        <w:drawing>
+          <wp:inline distT="0" distB="0" distL="0" distR="0" wp14:anchorId="330C603E" wp14:editId="7CD50123">
+            <wp:extent cx="2086266" cy="1105054"/>
+            <wp:effectExtent l="0" t="0" r="9525" b="0"/>
+            <wp:docPr id="1" name="图片 1"/>
+            <wp:cNvGraphicFramePr>
+              <a:graphicFrameLocks xmlns:a="http://schemas.openxmlformats.org/drawingml/2006/main" noChangeAspect="1"/>
+            </wp:cNvGraphicFramePr>
+            <a:graphic xmlns:a="http://schemas.openxmlformats.org/drawingml/2006/main">
+              <a:graphicData uri="http://schemas.openxmlformats.org/drawingml/2006/picture">
+                <pic:pic xmlns:pic="http://schemas.openxmlformats.org/drawingml/2006/picture">
+                  <pic:nvPicPr>
+                    <pic:cNvPr id="1" name=""/>
+                    <pic:cNvPicPr/>
+                  </pic:nvPicPr>
+                  <pic:blipFill>
+                    <a:blip r:embed="rId11"/>
+                    <a:stretch>
+                      <a:fillRect/>
+                    </a:stretch>
+                  </pic:blipFill>
+                  <pic:spPr>
+                    <a:xfrm>
+                      <a:off x="0" y="0"/>
+                      <a:ext cx="2086266" cy="1105054"/>
+                    </a:xfrm>
+                    <a:prstGeom prst="rect">
+                      <a:avLst/>
+                    </a:prstGeom>
+                  </pic:spPr>
+                </pic:pic>
+              </a:graphicData>
+            </a:graphic>
+          </wp:inline>
+        </w:drawing>
+      </w:r>
+    </w:p>
+    <w:p/>
+    <w:p>
+      <w:pPr>
+        <w:rPr>
+          <w:rFonts w:hint="eastAsia"/>
+        </w:rPr>
+      </w:pPr>
+      <w:r>
+        <w:rPr>
+          <w:noProof/>
+        </w:rPr>
+        <w:lastRenderedPageBreak/>
+        <w:drawing>
+          <wp:inline distT="0" distB="0" distL="0" distR="0" wp14:anchorId="12999B05" wp14:editId="29DCD9AC">
+            <wp:extent cx="4431665" cy="8863330"/>
+            <wp:effectExtent l="0" t="0" r="6985" b="0"/>
+            <wp:docPr id="4" name="图片 4"/>
+            <wp:cNvGraphicFramePr>
+              <a:graphicFrameLocks xmlns:a="http://schemas.openxmlformats.org/drawingml/2006/main" noChangeAspect="1"/>
+            </wp:cNvGraphicFramePr>
+            <a:graphic xmlns:a="http://schemas.openxmlformats.org/drawingml/2006/main">
+              <a:graphicData uri="http://schemas.openxmlformats.org/drawingml/2006/picture">
+                <pic:pic xmlns:pic="http://schemas.openxmlformats.org/drawingml/2006/picture">
+                  <pic:nvPicPr>
+                    <pic:cNvPr id="0" name="Picture 1"/>
+                    <pic:cNvPicPr>
+                      <a:picLocks noChangeAspect="1" noChangeArrowheads="1"/>
+                    </pic:cNvPicPr>
+                  </pic:nvPicPr>
+                  <pic:blipFill>
+                    <a:blip r:embed="rId12" cstate="print">
+                      <a:extLst>
+                        <a:ext uri="{28A0092B-C50C-407E-A947-70E740481C1C}">
+                          <a14:useLocalDpi xmlns:a14="http://schemas.microsoft.com/office/drawing/2010/main" val="0"/>
+                        </a:ext>
+                      </a:extLst>
+                    </a:blip>
+                    <a:srcRect/>
+                    <a:stretch>
+                      <a:fillRect/>
+                    </a:stretch>
+                  </pic:blipFill>
+                  <pic:spPr bwMode="auto">
+                    <a:xfrm>
+                      <a:off x="0" y="0"/>
+                      <a:ext cx="4431665" cy="8863330"/>
+                    </a:xfrm>
+                    <a:prstGeom prst="rect">
+                      <a:avLst/>
+                    </a:prstGeom>
+                    <a:noFill/>
+                    <a:ln>
+                      <a:noFill/>
+                    </a:ln>
+                  </pic:spPr>
+                </pic:pic>
+              </a:graphicData>
+            </a:graphic>
+          </wp:inline>
+        </w:drawing>
       </w:r>
     </w:p>
     <w:p>
@@ -685,35 +1019,12 @@
           <w:rFonts w:ascii="Times" w:eastAsia="宋体" w:hAnsi="Times"/>
         </w:rPr>
       </w:pPr>
-    </w:p>
-    <w:p>
-      <w:pPr>
-        <w:jc w:val="center"/>
-        <w:rPr>
-          <w:rFonts w:ascii="Times" w:eastAsia="宋体" w:hAnsi="Times"/>
-        </w:rPr>
-      </w:pPr>
-    </w:p>
-    <w:p>
-      <w:pPr>
-        <w:jc w:val="center"/>
-        <w:rPr>
-          <w:rFonts w:ascii="Times" w:eastAsia="宋体" w:hAnsi="Times"/>
-        </w:rPr>
-      </w:pPr>
-    </w:p>
-    <w:p>
-      <w:pPr>
-        <w:jc w:val="center"/>
-        <w:rPr>
-          <w:rFonts w:ascii="Times" w:eastAsia="宋体" w:hAnsi="Times"/>
-        </w:rPr>
-      </w:pPr>
       <w:r>
         <w:rPr>
           <w:rFonts w:ascii="Times" w:eastAsia="宋体" w:hAnsi="Times" w:hint="eastAsia"/>
           <w:highlight w:val="yellow"/>
         </w:rPr>
+        <w:lastRenderedPageBreak/>
         <w:t>这段不发给</w:t>
       </w:r>
       <w:r>
@@ -1997,7 +2308,6 @@
         <w:rPr>
           <w:rFonts w:ascii="Times" w:eastAsia="宋体" w:hAnsi="Times" w:hint="eastAsia"/>
         </w:rPr>
-        <w:lastRenderedPageBreak/>
         <w:t>读取图片</w:t>
       </w:r>
       <w:r>
@@ -2576,6 +2886,7 @@
         <w:rPr>
           <w:rFonts w:ascii="Times" w:eastAsia="宋体" w:hAnsi="Times" w:hint="eastAsia"/>
         </w:rPr>
+        <w:lastRenderedPageBreak/>
         <w:t>在</w:t>
       </w:r>
       <w:r>
@@ -3521,14 +3832,7 @@
         <w:rPr>
           <w:rFonts w:ascii="Times" w:eastAsia="宋体" w:hAnsi="Times"/>
         </w:rPr>
-        <w:t xml:space="preserve"> </w:t>
-      </w:r>
-      <w:r>
-        <w:rPr>
-          <w:rFonts w:ascii="Times" w:eastAsia="宋体" w:hAnsi="Times"/>
-        </w:rPr>
-        <w:lastRenderedPageBreak/>
-        <w:t xml:space="preserve">competeForParent(vi, vj) </w:t>
+        <w:t xml:space="preserve"> competeForParent(vi, vj) </w:t>
       </w:r>
       <w:r>
         <w:rPr>
@@ -4187,6 +4491,7 @@
         <w:rPr>
           <w:rFonts w:ascii="Times" w:eastAsia="宋体" w:hAnsi="Times" w:hint="eastAsia"/>
         </w:rPr>
+        <w:lastRenderedPageBreak/>
         <w:t>否则若</w:t>
       </w:r>
       <m:oMath>
@@ -5273,6 +5578,44 @@
     </w:sectPr>
   </w:body>
 </w:document>
+</file>
+
+<file path=word/endnotes.xml><?xml version="1.0" encoding="utf-8"?>
+<w:endnotes xmlns:wpc="http://schemas.microsoft.com/office/word/2010/wordprocessingCanvas" xmlns:cx="http://schemas.microsoft.com/office/drawing/2014/chartex" xmlns:cx1="http://schemas.microsoft.com/office/drawing/2015/9/8/chartex" xmlns:cx2="http://schemas.microsoft.com/office/drawing/2015/10/21/chartex" xmlns:cx3="http://schemas.microsoft.com/office/drawing/2016/5/9/chartex" xmlns:cx4="http://schemas.microsoft.com/office/drawing/2016/5/10/chartex" xmlns:cx5="http://schemas.microsoft.com/office/drawing/2016/5/11/chartex" xmlns:cx6="http://schemas.microsoft.com/office/drawing/2016/5/12/chartex" xmlns:cx7="http://schemas.microsoft.com/office/drawing/2016/5/13/chartex" xmlns:cx8="http://schemas.microsoft.com/office/drawing/2016/5/14/chartex" xmlns:mc="http://schemas.openxmlformats.org/markup-compatibility/2006" xmlns:aink="http://schemas.microsoft.com/office/drawing/2016/ink" xmlns:am3d="http://schemas.microsoft.com/office/drawing/2017/model3d" xmlns:o="urn:schemas-microsoft-com:office:office" xmlns:r="http://schemas.openxmlformats.org/officeDocument/2006/relationships" xmlns:m="http://schemas.openxmlformats.org/officeDocument/2006/math" xmlns:v="urn:schemas-microsoft-com:vml" xmlns:wp14="http://schemas.microsoft.com/office/word/2010/wordprocessingDrawing" xmlns:wp="http://schemas.openxmlformats.org/drawingml/2006/wordprocessingDrawing" xmlns:w10="urn:schemas-microsoft-com:office:word" xmlns:w="http://schemas.openxmlformats.org/wordprocessingml/2006/main" xmlns:w14="http://schemas.microsoft.com/office/word/2010/wordml" xmlns:w15="http://schemas.microsoft.com/office/word/2012/wordml" xmlns:w16cex="http://schemas.microsoft.com/office/word/2018/wordml/cex" xmlns:w16cid="http://schemas.microsoft.com/office/word/2016/wordml/cid" xmlns:w16="http://schemas.microsoft.com/office/word/2018/wordml" xmlns:w16sdtdh="http://schemas.microsoft.com/office/word/2020/wordml/sdtdatahash" xmlns:w16se="http://schemas.microsoft.com/office/word/2015/wordml/symex" xmlns:wpg="http://schemas.microsoft.com/office/word/2010/wordprocessingGroup" xmlns:wpi="http://schemas.microsoft.com/office/word/2010/wordprocessingInk" xmlns:wne="http://schemas.microsoft.com/office/word/2006/wordml" xmlns:wps="http://schemas.microsoft.com/office/word/2010/wordprocessingShape" mc:Ignorable="w14 w15 w16se w16cid w16 w16cex w16sdtdh wp14">
+  <w:endnote w:type="separator" w:id="-1">
+    <w:p>
+      <w:r>
+        <w:separator/>
+      </w:r>
+    </w:p>
+  </w:endnote>
+  <w:endnote w:type="continuationSeparator" w:id="0">
+    <w:p>
+      <w:r>
+        <w:continuationSeparator/>
+      </w:r>
+    </w:p>
+  </w:endnote>
+</w:endnotes>
+</file>
+
+<file path=word/footnotes.xml><?xml version="1.0" encoding="utf-8"?>
+<w:footnotes xmlns:wpc="http://schemas.microsoft.com/office/word/2010/wordprocessingCanvas" xmlns:cx="http://schemas.microsoft.com/office/drawing/2014/chartex" xmlns:cx1="http://schemas.microsoft.com/office/drawing/2015/9/8/chartex" xmlns:cx2="http://schemas.microsoft.com/office/drawing/2015/10/21/chartex" xmlns:cx3="http://schemas.microsoft.com/office/drawing/2016/5/9/chartex" xmlns:cx4="http://schemas.microsoft.com/office/drawing/2016/5/10/chartex" xmlns:cx5="http://schemas.microsoft.com/office/drawing/2016/5/11/chartex" xmlns:cx6="http://schemas.microsoft.com/office/drawing/2016/5/12/chartex" xmlns:cx7="http://schemas.microsoft.com/office/drawing/2016/5/13/chartex" xmlns:cx8="http://schemas.microsoft.com/office/drawing/2016/5/14/chartex" xmlns:mc="http://schemas.openxmlformats.org/markup-compatibility/2006" xmlns:aink="http://schemas.microsoft.com/office/drawing/2016/ink" xmlns:am3d="http://schemas.microsoft.com/office/drawing/2017/model3d" xmlns:o="urn:schemas-microsoft-com:office:office" xmlns:r="http://schemas.openxmlformats.org/officeDocument/2006/relationships" xmlns:m="http://schemas.openxmlformats.org/officeDocument/2006/math" xmlns:v="urn:schemas-microsoft-com:vml" xmlns:wp14="http://schemas.microsoft.com/office/word/2010/wordprocessingDrawing" xmlns:wp="http://schemas.openxmlformats.org/drawingml/2006/wordprocessingDrawing" xmlns:w10="urn:schemas-microsoft-com:office:word" xmlns:w="http://schemas.openxmlformats.org/wordprocessingml/2006/main" xmlns:w14="http://schemas.microsoft.com/office/word/2010/wordml" xmlns:w15="http://schemas.microsoft.com/office/word/2012/wordml" xmlns:w16cex="http://schemas.microsoft.com/office/word/2018/wordml/cex" xmlns:w16cid="http://schemas.microsoft.com/office/word/2016/wordml/cid" xmlns:w16="http://schemas.microsoft.com/office/word/2018/wordml" xmlns:w16sdtdh="http://schemas.microsoft.com/office/word/2020/wordml/sdtdatahash" xmlns:w16se="http://schemas.microsoft.com/office/word/2015/wordml/symex" xmlns:wpg="http://schemas.microsoft.com/office/word/2010/wordprocessingGroup" xmlns:wpi="http://schemas.microsoft.com/office/word/2010/wordprocessingInk" xmlns:wne="http://schemas.microsoft.com/office/word/2006/wordml" xmlns:wps="http://schemas.microsoft.com/office/word/2010/wordprocessingShape" mc:Ignorable="w14 w15 w16se w16cid w16 w16cex w16sdtdh wp14">
+  <w:footnote w:type="separator" w:id="-1">
+    <w:p>
+      <w:r>
+        <w:separator/>
+      </w:r>
+    </w:p>
+  </w:footnote>
+  <w:footnote w:type="continuationSeparator" w:id="0">
+    <w:p>
+      <w:r>
+        <w:continuationSeparator/>
+      </w:r>
+    </w:p>
+  </w:footnote>
+</w:footnotes>
 </file>
 
 <file path=word/numbering.xml><?xml version="1.0" encoding="utf-8"?>
@@ -6479,6 +6822,71 @@
       <w:shd w:val="clear" w:color="auto" w:fill="E1DFDD"/>
     </w:rPr>
   </w:style>
+  <w:style w:type="paragraph" w:styleId="a8">
+    <w:name w:val="header"/>
+    <w:basedOn w:val="a"/>
+    <w:link w:val="a9"/>
+    <w:uiPriority w:val="99"/>
+    <w:unhideWhenUsed/>
+    <w:rsid w:val="002C2665"/>
+    <w:pPr>
+      <w:pBdr>
+        <w:bottom w:val="single" w:sz="6" w:space="1" w:color="auto"/>
+      </w:pBdr>
+      <w:tabs>
+        <w:tab w:val="center" w:pos="4153"/>
+        <w:tab w:val="right" w:pos="8306"/>
+      </w:tabs>
+      <w:snapToGrid w:val="0"/>
+      <w:jc w:val="center"/>
+    </w:pPr>
+    <w:rPr>
+      <w:sz w:val="18"/>
+      <w:szCs w:val="18"/>
+    </w:rPr>
+  </w:style>
+  <w:style w:type="character" w:customStyle="1" w:styleId="a9">
+    <w:name w:val="页眉 字符"/>
+    <w:basedOn w:val="a0"/>
+    <w:link w:val="a8"/>
+    <w:uiPriority w:val="99"/>
+    <w:rsid w:val="002C2665"/>
+    <w:rPr>
+      <w:sz w:val="18"/>
+      <w:szCs w:val="18"/>
+    </w:rPr>
+  </w:style>
+  <w:style w:type="paragraph" w:styleId="aa">
+    <w:name w:val="footer"/>
+    <w:basedOn w:val="a"/>
+    <w:link w:val="ab"/>
+    <w:uiPriority w:val="99"/>
+    <w:unhideWhenUsed/>
+    <w:rsid w:val="002C2665"/>
+    <w:pPr>
+      <w:tabs>
+        <w:tab w:val="center" w:pos="4153"/>
+        <w:tab w:val="right" w:pos="8306"/>
+      </w:tabs>
+      <w:snapToGrid w:val="0"/>
+      <w:jc w:val="left"/>
+    </w:pPr>
+    <w:rPr>
+      <w:sz w:val="18"/>
+      <w:szCs w:val="18"/>
+    </w:rPr>
+  </w:style>
+  <w:style w:type="character" w:customStyle="1" w:styleId="ab">
+    <w:name w:val="页脚 字符"/>
+    <w:basedOn w:val="a0"/>
+    <w:link w:val="aa"/>
+    <w:uiPriority w:val="99"/>
+    <w:rsid w:val="002C2665"/>
+    <w:rPr>
+      <w:sz w:val="18"/>
+      <w:szCs w:val="18"/>
+    </w:rPr>
+  </w:style>
 </w:styles>
 </file>
 
